--- a/linked_docs_v0/Project Data Science Project for Remote Desktop Surveillance_v0.docx
+++ b/linked_docs_v0/Project Data Science Project for Remote Desktop Surveillance_v0.docx
@@ -213,10 +213,7 @@
           </w:tcPr>
           <w:p>
             <w:r>
-              <w:t>Data Scientist</w:t>
-            </w:r>
-            <w:r>
-              <w:t>, i</w:t>
+              <w:t>Data Scientist, i</w:t>
             </w:r>
             <w:r>
               <w:t>dentifying and extracting relevant features from the video feeds that indicate normal and anomalous activities.</w:t>
@@ -251,10 +248,7 @@
           </w:tcPr>
           <w:p>
             <w:r>
-              <w:t>Data Scientist</w:t>
-            </w:r>
-            <w:r>
-              <w:t>, u</w:t>
+              <w:t>Data Scientist, u</w:t>
             </w:r>
             <w:r>
               <w:t>tilizing machine learning algorithms to train the model on the labeled data.</w:t>
@@ -583,6 +577,83 @@
         <w:t>Data-Driven Insights: Continuous analysis of surveillance data can provide valuable insights into patterns and trends, informing strategic decisions and further improving security measures.</w:t>
       </w:r>
     </w:p>
+    <w:p/>
+    <w:p>
+      <w:r>
+        <w:t>Reference documents</w:t>
+      </w:r>
+    </w:p>
+    <w:tbl>
+      <w:tblPr>
+        <w:tblStyle w:val="TableGrid"/>
+        <w:tblW w:w="0" w:type="auto"/>
+        <w:tblLook w:val="04A0" w:firstRow="1" w:lastRow="0" w:firstColumn="1" w:lastColumn="0" w:noHBand="0" w:noVBand="1"/>
+      </w:tblPr>
+      <w:tblGrid>
+        <w:gridCol w:w="4675"/>
+        <w:gridCol w:w="4675"/>
+      </w:tblGrid>
+      <w:tr>
+        <w:tc>
+          <w:tcPr>
+            <w:tcW w:w="4675" w:type="dxa"/>
+          </w:tcPr>
+          <w:p>
+            <w:r>
+              <w:t>Title</w:t>
+            </w:r>
+          </w:p>
+        </w:tc>
+        <w:tc>
+          <w:tcPr>
+            <w:tcW w:w="4675" w:type="dxa"/>
+          </w:tcPr>
+          <w:p>
+            <w:r>
+              <w:t>File</w:t>
+            </w:r>
+          </w:p>
+        </w:tc>
+      </w:tr>
+      <w:tr>
+        <w:tc>
+          <w:tcPr>
+            <w:tcW w:w="4675" w:type="dxa"/>
+          </w:tcPr>
+          <w:p/>
+        </w:tc>
+        <w:tc>
+          <w:tcPr>
+            <w:tcW w:w="4675" w:type="dxa"/>
+          </w:tcPr>
+          <w:p>
+            <w:r>
+              <w:t>Planning Model Training Using Computer Vision v0.docx</w:t>
+            </w:r>
+          </w:p>
+        </w:tc>
+      </w:tr>
+      <w:tr>
+        <w:tc>
+          <w:tcPr>
+            <w:tcW w:w="4675" w:type="dxa"/>
+          </w:tcPr>
+          <w:p/>
+        </w:tc>
+        <w:tc>
+          <w:tcPr>
+            <w:tcW w:w="4675" w:type="dxa"/>
+          </w:tcPr>
+          <w:p>
+            <w:r>
+              <w:t>Plan for Model Training Using Azure Machine Learning Service_V0.docx</w:t>
+            </w:r>
+          </w:p>
+        </w:tc>
+      </w:tr>
+    </w:tbl>
+    <w:p/>
+    <w:p/>
     <w:sectPr>
       <w:headerReference w:type="default" r:id="rId7"/>
       <w:pgSz w:w="12240" w:h="15840"/>
@@ -1937,6 +2008,7 @@
   <w:style w:type="character" w:default="1" w:styleId="DefaultParagraphFont">
     <w:name w:val="Default Paragraph Font"/>
     <w:uiPriority w:val="1"/>
+    <w:semiHidden/>
     <w:unhideWhenUsed/>
   </w:style>
   <w:style w:type="table" w:default="1" w:styleId="TableNormal">
